--- a/docs/thesis.docx
+++ b/docs/thesis.docx
@@ -187,25 +187,7 @@
           <w:szCs w:val="28"/>
           <w:lang w:val="pl-PL"/>
         </w:rPr>
-        <w:t xml:space="preserve">na kierunku </w:t>
-      </w:r>
-      <w:proofErr w:type="spellStart"/>
-      <w:r>
-        <w:rPr>
-          <w:sz w:val="28"/>
-          <w:szCs w:val="28"/>
-          <w:lang w:val="pl-PL"/>
-        </w:rPr>
-        <w:t>Computer</w:t>
-      </w:r>
-      <w:proofErr w:type="spellEnd"/>
-      <w:r>
-        <w:rPr>
-          <w:sz w:val="28"/>
-          <w:szCs w:val="28"/>
-          <w:lang w:val="pl-PL"/>
-        </w:rPr>
-        <w:t xml:space="preserve"> Science</w:t>
+        <w:t>na kierunku Computer Science</w:t>
       </w:r>
     </w:p>
     <w:p>
@@ -389,7 +371,6 @@
           <w:lang w:val="pl-PL"/>
         </w:rPr>
       </w:pPr>
-      <w:proofErr w:type="spellStart"/>
       <w:r>
         <w:rPr>
           <w:b/>
@@ -400,7 +381,6 @@
         <w:lastRenderedPageBreak/>
         <w:t>Abstract</w:t>
       </w:r>
-      <w:proofErr w:type="spellEnd"/>
     </w:p>
     <w:p>
       <w:pPr>
@@ -451,7 +431,6 @@
           <w:lang w:val="pl-PL"/>
         </w:rPr>
       </w:pPr>
-      <w:proofErr w:type="spellStart"/>
       <w:r>
         <w:rPr>
           <w:b/>
@@ -461,7 +440,6 @@
         </w:rPr>
         <w:t>Keywords</w:t>
       </w:r>
-      <w:proofErr w:type="spellEnd"/>
     </w:p>
     <w:p>
       <w:pPr>
@@ -530,34 +508,14 @@
           <w:szCs w:val="24"/>
         </w:rPr>
       </w:pPr>
-      <w:proofErr w:type="spellStart"/>
       <w:r>
         <w:rPr>
           <w:b/>
           <w:bCs/>
           <w:szCs w:val="24"/>
         </w:rPr>
-        <w:t>Słowa</w:t>
-      </w:r>
-      <w:proofErr w:type="spellEnd"/>
-      <w:r>
-        <w:rPr>
-          <w:b/>
-          <w:bCs/>
-          <w:szCs w:val="24"/>
-        </w:rPr>
-        <w:t xml:space="preserve"> </w:t>
-      </w:r>
-      <w:proofErr w:type="spellStart"/>
-      <w:r>
-        <w:rPr>
-          <w:b/>
-          <w:bCs/>
-          <w:szCs w:val="24"/>
-        </w:rPr>
-        <w:t>kluczowe</w:t>
-      </w:r>
-      <w:proofErr w:type="spellEnd"/>
+        <w:t>Słowa kluczowe</w:t>
+      </w:r>
     </w:p>
     <w:p>
       <w:pPr>
@@ -5525,14 +5483,12 @@
           <w:lang w:val="pl-PL"/>
         </w:rPr>
       </w:pPr>
-      <w:proofErr w:type="spellStart"/>
       <w:r>
         <w:rPr>
           <w:lang w:val="pl-PL"/>
         </w:rPr>
         <w:t>Splitwise</w:t>
       </w:r>
-      <w:proofErr w:type="spellEnd"/>
     </w:p>
     <w:p>
       <w:pPr>
@@ -5621,12 +5577,9 @@
       <w:r>
         <w:t xml:space="preserve"> of the system and the operations that the user can perform within it.</w:t>
       </w:r>
-    </w:p>
-    <w:p>
-      <w:pPr>
-        <w:pStyle w:val="Heading3"/>
-      </w:pPr>
       <w:bookmarkStart w:id="5" w:name="_Toc230034986"/>
+    </w:p>
+    <w:p>
       <w:r>
         <w:t xml:space="preserve">User </w:t>
       </w:r>
@@ -5732,9 +5685,6 @@
       </w:r>
     </w:p>
     <w:p>
-      <w:pPr>
-        <w:pStyle w:val="Heading3"/>
-      </w:pPr>
       <w:bookmarkStart w:id="6" w:name="_Toc230034987"/>
       <w:r>
         <w:t>Expense management</w:t>
@@ -5799,9 +5749,6 @@
       </w:r>
     </w:p>
     <w:p>
-      <w:pPr>
-        <w:pStyle w:val="Heading3"/>
-      </w:pPr>
       <w:bookmarkStart w:id="7" w:name="_Toc230034988"/>
       <w:r>
         <w:t>Group management</w:t>
@@ -5869,9 +5816,6 @@
       </w:r>
     </w:p>
     <w:p>
-      <w:pPr>
-        <w:pStyle w:val="Heading3"/>
-      </w:pPr>
       <w:bookmarkStart w:id="8" w:name="_Toc230034989"/>
       <w:r>
         <w:t>Financial settlements</w:t>
@@ -5927,9 +5871,6 @@
       </w:r>
     </w:p>
     <w:p>
-      <w:pPr>
-        <w:pStyle w:val="Heading3"/>
-      </w:pPr>
       <w:bookmarkStart w:id="9" w:name="_Toc230034990"/>
       <w:r>
         <w:t>Recurring expenses</w:t>
@@ -5967,9 +5908,6 @@
       </w:r>
     </w:p>
     <w:p>
-      <w:pPr>
-        <w:pStyle w:val="Heading3"/>
-      </w:pPr>
       <w:bookmarkStart w:id="10" w:name="_Toc230034991"/>
       <w:r>
         <w:t>Notifications</w:t>
@@ -5985,6 +5923,7 @@
         </w:numPr>
       </w:pPr>
       <w:r>
+        <w:lastRenderedPageBreak/>
         <w:t>The system provides notifications about financial events.</w:t>
       </w:r>
     </w:p>
@@ -5997,14 +5936,10 @@
         </w:numPr>
       </w:pPr>
       <w:r>
-        <w:lastRenderedPageBreak/>
         <w:t>The system supports group invitations and contact invitations between users.</w:t>
       </w:r>
     </w:p>
     <w:p>
-      <w:pPr>
-        <w:pStyle w:val="Heading3"/>
-      </w:pPr>
       <w:bookmarkStart w:id="11" w:name="_Toc230034992"/>
       <w:r>
         <w:t>Receipt processing</w:t>
@@ -6056,9 +5991,6 @@
       </w:r>
     </w:p>
     <w:p>
-      <w:pPr>
-        <w:pStyle w:val="Heading3"/>
-      </w:pPr>
       <w:bookmarkStart w:id="13" w:name="_Toc230034994"/>
       <w:r>
         <w:t>Security</w:t>
@@ -6147,9 +6079,6 @@
       </w:r>
     </w:p>
     <w:p>
-      <w:pPr>
-        <w:pStyle w:val="Heading3"/>
-      </w:pPr>
       <w:bookmarkStart w:id="14" w:name="_Toc230034995"/>
       <w:r>
         <w:t>Performance</w:t>
@@ -6233,9 +6162,6 @@
       </w:r>
     </w:p>
     <w:p>
-      <w:pPr>
-        <w:pStyle w:val="Heading3"/>
-      </w:pPr>
       <w:bookmarkStart w:id="15" w:name="_Toc230034996"/>
       <w:r>
         <w:t>Reliability</w:t>
@@ -6267,9 +6193,6 @@
       </w:r>
     </w:p>
     <w:p>
-      <w:pPr>
-        <w:pStyle w:val="Heading3"/>
-      </w:pPr>
       <w:bookmarkStart w:id="16" w:name="_Toc230034997"/>
       <w:r>
         <w:t>Usability</w:t>
@@ -6313,9 +6236,6 @@
       </w:r>
     </w:p>
     <w:p>
-      <w:pPr>
-        <w:pStyle w:val="Heading3"/>
-      </w:pPr>
       <w:bookmarkStart w:id="17" w:name="_Toc230034998"/>
       <w:r>
         <w:t>Scalability</w:t>
@@ -6359,9 +6279,6 @@
       </w:r>
     </w:p>
     <w:p>
-      <w:pPr>
-        <w:pStyle w:val="Heading3"/>
-      </w:pPr>
       <w:bookmarkStart w:id="18" w:name="_Toc230034999"/>
       <w:r>
         <w:t>Compatibility</w:t>
@@ -6408,9 +6325,6 @@
       </w:r>
     </w:p>
     <w:p>
-      <w:pPr>
-        <w:pStyle w:val="Heading3"/>
-      </w:pPr>
       <w:bookmarkStart w:id="19" w:name="_Toc230035000"/>
       <w:r>
         <w:lastRenderedPageBreak/>
@@ -7088,11 +7002,9 @@
             <w:tcW w:w="4530" w:type="dxa"/>
           </w:tcPr>
           <w:p>
-            <w:proofErr w:type="spellStart"/>
             <w:r>
               <w:t>npm</w:t>
             </w:r>
-            <w:proofErr w:type="spellEnd"/>
           </w:p>
         </w:tc>
         <w:tc>
@@ -7354,7 +7266,6 @@
         <w:lastRenderedPageBreak/>
         <w:t xml:space="preserve">System </w:t>
       </w:r>
-      <w:proofErr w:type="spellStart"/>
       <w:r>
         <w:rPr>
           <w:lang w:val="pl-PL"/>
@@ -7368,7 +7279,6 @@
         <w:t>rchitecture</w:t>
       </w:r>
       <w:bookmarkEnd w:id="29"/>
-      <w:proofErr w:type="spellEnd"/>
     </w:p>
     <w:p>
       <w:pPr>
@@ -7438,7 +7348,10 @@
     </w:p>
     <w:p>
       <w:r>
-        <w:t>At the highest level, the system operates using a stateless communication model based on HTTP, where each request from the frontend contains all necessary context for processing. This approach simplifies scalability, as the backend does not need to maintain session state between requests.</w:t>
+        <w:t xml:space="preserve">At the highest level, the system operates using a stateless communication model based on HTTP, where each request from the frontend contains all necessary context for processing. </w:t>
+      </w:r>
+      <w:r>
+        <w:t>User authentication is implemented using JSON Web Tokens (JWT), which allows authentication data to be carried within each request without maintaining server-side session state.</w:t>
       </w:r>
     </w:p>
     <w:p>
@@ -7459,22 +7372,13 @@
         </w:rPr>
       </w:pPr>
       <w:bookmarkStart w:id="31" w:name="_Toc230035011"/>
-      <w:proofErr w:type="spellStart"/>
       <w:r>
         <w:rPr>
           <w:lang w:val="pl-PL"/>
         </w:rPr>
         <w:lastRenderedPageBreak/>
-        <w:t>Backend</w:t>
-      </w:r>
-      <w:proofErr w:type="spellEnd"/>
-      <w:r>
-        <w:rPr>
-          <w:lang w:val="pl-PL"/>
-        </w:rPr>
-        <w:t xml:space="preserve"> </w:t>
-      </w:r>
-      <w:proofErr w:type="spellStart"/>
+        <w:t xml:space="preserve">Backend </w:t>
+      </w:r>
       <w:r>
         <w:rPr>
           <w:lang w:val="pl-PL"/>
@@ -7488,7 +7392,6 @@
         <w:t>rchitecture</w:t>
       </w:r>
       <w:bookmarkEnd w:id="31"/>
-      <w:proofErr w:type="spellEnd"/>
     </w:p>
     <w:p>
       <w:r>
@@ -7677,62 +7580,27 @@
           <w:lang w:val="pl-PL"/>
         </w:rPr>
         <w:lastRenderedPageBreak/>
-        <w:t xml:space="preserve">Frontend </w:t>
-      </w:r>
-      <w:proofErr w:type="spellStart"/>
-      <w:r>
-        <w:rPr>
-          <w:lang w:val="pl-PL"/>
-        </w:rPr>
-        <w:t>architecture</w:t>
+        <w:t>Frontend architecture</w:t>
       </w:r>
       <w:bookmarkEnd w:id="32"/>
-      <w:proofErr w:type="spellEnd"/>
-    </w:p>
-    <w:p>
-      <w:pPr>
-        <w:rPr>
-          <w:lang w:val="pl-PL"/>
-        </w:rPr>
-      </w:pPr>
-      <w:r>
-        <w:rPr>
-          <w:lang w:val="pl-PL"/>
-        </w:rPr>
-        <w:t xml:space="preserve">Routing and </w:t>
-      </w:r>
-      <w:proofErr w:type="spellStart"/>
-      <w:r>
-        <w:rPr>
-          <w:lang w:val="pl-PL"/>
-        </w:rPr>
-        <w:t>route</w:t>
-      </w:r>
-      <w:proofErr w:type="spellEnd"/>
-      <w:r>
-        <w:rPr>
-          <w:lang w:val="pl-PL"/>
-        </w:rPr>
-        <w:t xml:space="preserve"> </w:t>
-      </w:r>
-      <w:proofErr w:type="spellStart"/>
-      <w:r>
-        <w:rPr>
-          <w:lang w:val="pl-PL"/>
-        </w:rPr>
-        <w:t>protection</w:t>
-      </w:r>
-      <w:proofErr w:type="spellEnd"/>
-    </w:p>
-    <w:p>
-      <w:r>
-        <w:t xml:space="preserve">User info stored globally in </w:t>
-      </w:r>
-      <w:proofErr w:type="spellStart"/>
-      <w:r>
-        <w:t>AuthContext</w:t>
-      </w:r>
-      <w:proofErr w:type="spellEnd"/>
+    </w:p>
+    <w:p>
+      <w:pPr>
+        <w:rPr>
+          <w:lang w:val="pl-PL"/>
+        </w:rPr>
+      </w:pPr>
+      <w:r>
+        <w:rPr>
+          <w:lang w:val="pl-PL"/>
+        </w:rPr>
+        <w:t>Routing and route protection</w:t>
+      </w:r>
+    </w:p>
+    <w:p>
+      <w:r>
+        <w:t>User info stored globally in AuthContext</w:t>
+      </w:r>
     </w:p>
     <w:p>
       <w:pPr>
@@ -7748,7 +7616,6 @@
         </w:rPr>
         <w:t xml:space="preserve">Database </w:t>
       </w:r>
-      <w:proofErr w:type="spellStart"/>
       <w:r>
         <w:rPr>
           <w:lang w:val="pl-PL"/>
@@ -7762,7 +7629,6 @@
         <w:t>rchitecture</w:t>
       </w:r>
       <w:bookmarkEnd w:id="33"/>
-      <w:proofErr w:type="spellEnd"/>
     </w:p>
     <w:p>
       <w:pPr>
@@ -7797,7 +7663,6 @@
         </w:rPr>
         <w:t xml:space="preserve">Security </w:t>
       </w:r>
-      <w:proofErr w:type="spellStart"/>
       <w:r>
         <w:rPr>
           <w:lang w:val="pl-PL"/>
@@ -7811,7 +7676,6 @@
         <w:t>rchitecture</w:t>
       </w:r>
       <w:bookmarkEnd w:id="34"/>
-      <w:proofErr w:type="spellEnd"/>
     </w:p>
     <w:p>
       <w:pPr>
@@ -7825,98 +7689,38 @@
         </w:rPr>
         <w:t xml:space="preserve">JWT </w:t>
       </w:r>
-      <w:proofErr w:type="spellStart"/>
       <w:r>
         <w:rPr>
           <w:lang w:val="pl-PL"/>
         </w:rPr>
         <w:t>lifecycle</w:t>
       </w:r>
-      <w:proofErr w:type="spellEnd"/>
-    </w:p>
-    <w:p>
-      <w:pPr>
-        <w:rPr>
-          <w:lang w:val="pl-PL"/>
-        </w:rPr>
-      </w:pPr>
-      <w:r>
-        <w:rPr>
-          <w:lang w:val="pl-PL"/>
-        </w:rPr>
-        <w:t>Role-</w:t>
-      </w:r>
-      <w:proofErr w:type="spellStart"/>
-      <w:r>
-        <w:rPr>
-          <w:lang w:val="pl-PL"/>
-        </w:rPr>
-        <w:t>based</w:t>
-      </w:r>
-      <w:proofErr w:type="spellEnd"/>
-      <w:r>
-        <w:rPr>
-          <w:lang w:val="pl-PL"/>
-        </w:rPr>
-        <w:t xml:space="preserve"> </w:t>
-      </w:r>
-      <w:proofErr w:type="spellStart"/>
-      <w:r>
-        <w:rPr>
-          <w:lang w:val="pl-PL"/>
-        </w:rPr>
-        <w:t>access</w:t>
-      </w:r>
-      <w:proofErr w:type="spellEnd"/>
-      <w:r>
-        <w:rPr>
-          <w:lang w:val="pl-PL"/>
-        </w:rPr>
-        <w:t xml:space="preserve"> </w:t>
-      </w:r>
-      <w:proofErr w:type="spellStart"/>
-      <w:r>
-        <w:rPr>
-          <w:lang w:val="pl-PL"/>
-        </w:rPr>
-        <w:t>control</w:t>
-      </w:r>
-      <w:proofErr w:type="spellEnd"/>
-    </w:p>
-    <w:p>
-      <w:pPr>
-        <w:rPr>
-          <w:lang w:val="pl-PL"/>
-        </w:rPr>
-      </w:pPr>
-      <w:r>
-        <w:rPr>
-          <w:lang w:val="pl-PL"/>
-        </w:rPr>
-        <w:t xml:space="preserve">DI to </w:t>
-      </w:r>
-      <w:proofErr w:type="spellStart"/>
-      <w:r>
-        <w:rPr>
-          <w:lang w:val="pl-PL"/>
-        </w:rPr>
-        <w:t>protect</w:t>
-      </w:r>
-      <w:proofErr w:type="spellEnd"/>
-      <w:r>
-        <w:rPr>
-          <w:lang w:val="pl-PL"/>
-        </w:rPr>
-        <w:t xml:space="preserve"> </w:t>
-      </w:r>
-      <w:proofErr w:type="spellStart"/>
-      <w:r>
-        <w:rPr>
-          <w:lang w:val="pl-PL"/>
-        </w:rPr>
-        <w:t>endpoints</w:t>
-      </w:r>
-      <w:proofErr w:type="spellEnd"/>
+    </w:p>
+    <w:p>
+      <w:pPr>
+        <w:rPr>
+          <w:lang w:val="pl-PL"/>
+        </w:rPr>
+      </w:pPr>
+      <w:r>
+        <w:rPr>
+          <w:lang w:val="pl-PL"/>
+        </w:rPr>
+        <w:t>Role-based access control</w:t>
+      </w:r>
+    </w:p>
+    <w:p>
+      <w:pPr>
+        <w:rPr>
+          <w:lang w:val="pl-PL"/>
+        </w:rPr>
+      </w:pPr>
+      <w:r>
+        <w:rPr>
+          <w:lang w:val="pl-PL"/>
+        </w:rPr>
+        <w:t>DI to protect endpoints</w:t>
+      </w:r>
     </w:p>
     <w:p>
       <w:pPr>
@@ -7926,29 +7730,13 @@
         </w:rPr>
       </w:pPr>
       <w:bookmarkStart w:id="35" w:name="_Toc230035015"/>
-      <w:proofErr w:type="spellStart"/>
-      <w:r>
-        <w:rPr>
-          <w:lang w:val="pl-PL"/>
-        </w:rPr>
-        <w:t>External</w:t>
-      </w:r>
-      <w:proofErr w:type="spellEnd"/>
-      <w:r>
-        <w:rPr>
-          <w:lang w:val="pl-PL"/>
-        </w:rPr>
-        <w:t xml:space="preserve"> </w:t>
-      </w:r>
-      <w:proofErr w:type="spellStart"/>
-      <w:r>
-        <w:rPr>
-          <w:lang w:val="pl-PL"/>
-        </w:rPr>
-        <w:t>integrations</w:t>
+      <w:r>
+        <w:rPr>
+          <w:lang w:val="pl-PL"/>
+        </w:rPr>
+        <w:t>External integrations</w:t>
       </w:r>
       <w:bookmarkEnd w:id="35"/>
-      <w:proofErr w:type="spellEnd"/>
     </w:p>
     <w:p>
       <w:pPr>
@@ -7962,21 +7750,7 @@
         <w:rPr>
           <w:lang w:val="pl-PL"/>
         </w:rPr>
-        <w:t xml:space="preserve">Integration with </w:t>
-      </w:r>
-      <w:proofErr w:type="spellStart"/>
-      <w:r>
-        <w:rPr>
-          <w:lang w:val="pl-PL"/>
-        </w:rPr>
-        <w:t>PayPal</w:t>
-      </w:r>
-      <w:proofErr w:type="spellEnd"/>
-      <w:r>
-        <w:rPr>
-          <w:lang w:val="pl-PL"/>
-        </w:rPr>
-        <w:t xml:space="preserve"> API</w:t>
+        <w:t>Integration with PayPal API</w:t>
       </w:r>
       <w:bookmarkEnd w:id="36"/>
     </w:p>
@@ -7999,14 +7773,7 @@
           <w:lang w:val="pl-PL"/>
         </w:rPr>
         <w:lastRenderedPageBreak/>
-        <w:t xml:space="preserve">System </w:t>
-      </w:r>
-      <w:proofErr w:type="spellStart"/>
-      <w:r>
-        <w:rPr>
-          <w:lang w:val="pl-PL"/>
-        </w:rPr>
-        <w:t>i</w:t>
+        <w:t>System i</w:t>
       </w:r>
       <w:r>
         <w:rPr>
@@ -8015,7 +7782,6 @@
         <w:t>mplementation</w:t>
       </w:r>
       <w:bookmarkEnd w:id="37"/>
-      <w:proofErr w:type="spellEnd"/>
     </w:p>
     <w:p>
       <w:pPr>
@@ -8025,29 +7791,13 @@
         </w:rPr>
       </w:pPr>
       <w:bookmarkStart w:id="38" w:name="_Toc230035018"/>
-      <w:proofErr w:type="spellStart"/>
-      <w:r>
-        <w:rPr>
-          <w:lang w:val="pl-PL"/>
-        </w:rPr>
-        <w:t>Backend</w:t>
-      </w:r>
-      <w:proofErr w:type="spellEnd"/>
-      <w:r>
-        <w:rPr>
-          <w:lang w:val="pl-PL"/>
-        </w:rPr>
-        <w:t xml:space="preserve"> </w:t>
-      </w:r>
-      <w:proofErr w:type="spellStart"/>
-      <w:r>
-        <w:rPr>
-          <w:lang w:val="pl-PL"/>
-        </w:rPr>
-        <w:t>implementation</w:t>
+      <w:r>
+        <w:rPr>
+          <w:lang w:val="pl-PL"/>
+        </w:rPr>
+        <w:t>Backend implementation</w:t>
       </w:r>
       <w:bookmarkEnd w:id="38"/>
-      <w:proofErr w:type="spellEnd"/>
     </w:p>
     <w:p>
       <w:pPr>
@@ -8057,7 +7807,6 @@
         </w:rPr>
       </w:pPr>
       <w:bookmarkStart w:id="39" w:name="_Toc230035019"/>
-      <w:proofErr w:type="spellStart"/>
       <w:r>
         <w:rPr>
           <w:lang w:val="pl-PL"/>
@@ -8065,7 +7814,6 @@
         <w:t>Structure</w:t>
       </w:r>
       <w:bookmarkEnd w:id="39"/>
-      <w:proofErr w:type="spellEnd"/>
     </w:p>
     <w:p>
       <w:pPr>
@@ -8079,17 +7827,9 @@
         <w:rPr>
           <w:lang w:val="pl-PL"/>
         </w:rPr>
-        <w:t xml:space="preserve">API </w:t>
-      </w:r>
-      <w:proofErr w:type="spellStart"/>
-      <w:r>
-        <w:rPr>
-          <w:lang w:val="pl-PL"/>
-        </w:rPr>
-        <w:t>endpoints</w:t>
+        <w:t>API endpoints</w:t>
       </w:r>
       <w:bookmarkEnd w:id="40"/>
-      <w:proofErr w:type="spellEnd"/>
     </w:p>
     <w:p>
       <w:pPr>
@@ -8133,17 +7873,9 @@
         <w:rPr>
           <w:lang w:val="pl-PL"/>
         </w:rPr>
-        <w:t xml:space="preserve">JWT </w:t>
-      </w:r>
-      <w:proofErr w:type="spellStart"/>
-      <w:r>
-        <w:rPr>
-          <w:lang w:val="pl-PL"/>
-        </w:rPr>
-        <w:t>generation</w:t>
+        <w:t>JWT generation</w:t>
       </w:r>
       <w:bookmarkEnd w:id="44"/>
-      <w:proofErr w:type="spellEnd"/>
     </w:p>
     <w:p>
       <w:pPr>
@@ -8153,29 +7885,13 @@
         </w:rPr>
       </w:pPr>
       <w:bookmarkStart w:id="45" w:name="_Toc230035025"/>
-      <w:proofErr w:type="spellStart"/>
-      <w:r>
-        <w:rPr>
-          <w:lang w:val="pl-PL"/>
-        </w:rPr>
-        <w:t>Token</w:t>
-      </w:r>
-      <w:proofErr w:type="spellEnd"/>
-      <w:r>
-        <w:rPr>
-          <w:lang w:val="pl-PL"/>
-        </w:rPr>
-        <w:t xml:space="preserve"> </w:t>
-      </w:r>
-      <w:proofErr w:type="spellStart"/>
-      <w:r>
-        <w:rPr>
-          <w:lang w:val="pl-PL"/>
-        </w:rPr>
-        <w:t>verification</w:t>
+      <w:r>
+        <w:rPr>
+          <w:lang w:val="pl-PL"/>
+        </w:rPr>
+        <w:t>Token verification</w:t>
       </w:r>
       <w:bookmarkEnd w:id="45"/>
-      <w:proofErr w:type="spellEnd"/>
     </w:p>
     <w:p>
       <w:pPr>
@@ -8185,29 +7901,13 @@
         </w:rPr>
       </w:pPr>
       <w:bookmarkStart w:id="46" w:name="_Toc230035026"/>
-      <w:proofErr w:type="spellStart"/>
-      <w:r>
-        <w:rPr>
-          <w:lang w:val="pl-PL"/>
-        </w:rPr>
-        <w:t>Dependency</w:t>
-      </w:r>
-      <w:proofErr w:type="spellEnd"/>
-      <w:r>
-        <w:rPr>
-          <w:lang w:val="pl-PL"/>
-        </w:rPr>
-        <w:t xml:space="preserve"> </w:t>
-      </w:r>
-      <w:proofErr w:type="spellStart"/>
-      <w:r>
-        <w:rPr>
-          <w:lang w:val="pl-PL"/>
-        </w:rPr>
-        <w:t>injection</w:t>
+      <w:r>
+        <w:rPr>
+          <w:lang w:val="pl-PL"/>
+        </w:rPr>
+        <w:t>Dependency injection</w:t>
       </w:r>
       <w:bookmarkEnd w:id="46"/>
-      <w:proofErr w:type="spellEnd"/>
     </w:p>
     <w:p>
       <w:r>
@@ -8232,17 +7932,9 @@
         <w:rPr>
           <w:lang w:val="pl-PL"/>
         </w:rPr>
-        <w:t xml:space="preserve">Frontend </w:t>
-      </w:r>
-      <w:proofErr w:type="spellStart"/>
-      <w:r>
-        <w:rPr>
-          <w:lang w:val="pl-PL"/>
-        </w:rPr>
-        <w:t>implementation</w:t>
+        <w:t>Frontend implementation</w:t>
       </w:r>
       <w:bookmarkEnd w:id="47"/>
-      <w:proofErr w:type="spellEnd"/>
     </w:p>
     <w:p>
       <w:pPr>
@@ -8252,7 +7944,6 @@
         </w:rPr>
       </w:pPr>
       <w:bookmarkStart w:id="48" w:name="_Toc230035028"/>
-      <w:proofErr w:type="spellStart"/>
       <w:r>
         <w:rPr>
           <w:lang w:val="pl-PL"/>
@@ -8260,7 +7951,6 @@
         <w:t>Structure</w:t>
       </w:r>
       <w:bookmarkEnd w:id="48"/>
-      <w:proofErr w:type="spellEnd"/>
     </w:p>
     <w:p>
       <w:pPr>
@@ -8283,19 +7973,11 @@
         </w:rPr>
       </w:pPr>
       <w:bookmarkStart w:id="49" w:name="_Toc230035029"/>
-      <w:proofErr w:type="spellStart"/>
-      <w:r>
-        <w:rPr>
-          <w:lang w:val="pl-PL"/>
-        </w:rPr>
-        <w:t>Authentication</w:t>
-      </w:r>
-      <w:proofErr w:type="spellEnd"/>
-      <w:r>
-        <w:rPr>
-          <w:lang w:val="pl-PL"/>
-        </w:rPr>
-        <w:t xml:space="preserve"> Handling</w:t>
+      <w:r>
+        <w:rPr>
+          <w:lang w:val="pl-PL"/>
+        </w:rPr>
+        <w:t>Authentication Handling</w:t>
       </w:r>
       <w:bookmarkEnd w:id="49"/>
     </w:p>
@@ -8309,31 +7991,21 @@
         <w:rPr>
           <w:lang w:val="pl-PL"/>
         </w:rPr>
-        <w:t xml:space="preserve">User data </w:t>
-      </w:r>
-      <w:proofErr w:type="spellStart"/>
-      <w:r>
-        <w:rPr>
-          <w:lang w:val="pl-PL"/>
-        </w:rPr>
-        <w:t>storing</w:t>
-      </w:r>
-      <w:proofErr w:type="spellEnd"/>
-    </w:p>
-    <w:p>
-      <w:pPr>
-        <w:rPr>
-          <w:lang w:val="pl-PL"/>
-        </w:rPr>
-      </w:pPr>
-      <w:proofErr w:type="spellStart"/>
+        <w:t>User data storing</w:t>
+      </w:r>
+    </w:p>
+    <w:p>
+      <w:pPr>
+        <w:rPr>
+          <w:lang w:val="pl-PL"/>
+        </w:rPr>
+      </w:pPr>
       <w:r>
         <w:rPr>
           <w:lang w:val="pl-PL"/>
         </w:rPr>
         <w:t>Interceptor</w:t>
       </w:r>
-      <w:proofErr w:type="spellEnd"/>
     </w:p>
     <w:p>
       <w:pPr>
@@ -8347,46 +8019,22 @@
         <w:rPr>
           <w:lang w:val="pl-PL"/>
         </w:rPr>
-        <w:t xml:space="preserve">UI </w:t>
-      </w:r>
-      <w:proofErr w:type="spellStart"/>
-      <w:r>
-        <w:rPr>
-          <w:lang w:val="pl-PL"/>
-        </w:rPr>
-        <w:t>implementation</w:t>
+        <w:t>UI implementation</w:t>
       </w:r>
       <w:bookmarkEnd w:id="50"/>
-      <w:proofErr w:type="spellEnd"/>
-    </w:p>
-    <w:p>
-      <w:pPr>
-        <w:rPr>
-          <w:lang w:val="pl-PL"/>
-        </w:rPr>
-      </w:pPr>
-      <w:proofErr w:type="spellStart"/>
-      <w:r>
-        <w:rPr>
-          <w:lang w:val="pl-PL"/>
-        </w:rPr>
-        <w:t>Different</w:t>
-      </w:r>
-      <w:proofErr w:type="spellEnd"/>
-      <w:r>
-        <w:rPr>
-          <w:lang w:val="pl-PL"/>
-        </w:rPr>
-        <w:t xml:space="preserve"> UI </w:t>
-      </w:r>
-      <w:proofErr w:type="spellStart"/>
-      <w:r>
-        <w:rPr>
-          <w:lang w:val="pl-PL"/>
-        </w:rPr>
-        <w:t>views</w:t>
-      </w:r>
-      <w:proofErr w:type="spellEnd"/>
+    </w:p>
+    <w:p>
+      <w:pPr>
+        <w:rPr>
+          <w:lang w:val="pl-PL"/>
+        </w:rPr>
+      </w:pPr>
+      <w:r>
+        <w:rPr>
+          <w:lang w:val="pl-PL"/>
+        </w:rPr>
+        <w:t>Different UI views</w:t>
+      </w:r>
     </w:p>
     <w:p>
       <w:pPr>
@@ -8396,43 +8044,13 @@
         </w:rPr>
       </w:pPr>
       <w:bookmarkStart w:id="51" w:name="_Toc230035031"/>
-      <w:proofErr w:type="spellStart"/>
-      <w:r>
-        <w:rPr>
-          <w:lang w:val="pl-PL"/>
-        </w:rPr>
-        <w:t>PayPal</w:t>
-      </w:r>
-      <w:proofErr w:type="spellEnd"/>
-      <w:r>
-        <w:rPr>
-          <w:lang w:val="pl-PL"/>
-        </w:rPr>
-        <w:t xml:space="preserve"> API </w:t>
-      </w:r>
-      <w:proofErr w:type="spellStart"/>
-      <w:r>
-        <w:rPr>
-          <w:lang w:val="pl-PL"/>
-        </w:rPr>
-        <w:t>integration</w:t>
-      </w:r>
-      <w:proofErr w:type="spellEnd"/>
-      <w:r>
-        <w:rPr>
-          <w:lang w:val="pl-PL"/>
-        </w:rPr>
-        <w:t xml:space="preserve"> </w:t>
-      </w:r>
-      <w:proofErr w:type="spellStart"/>
-      <w:r>
-        <w:rPr>
-          <w:lang w:val="pl-PL"/>
-        </w:rPr>
-        <w:t>implementation</w:t>
+      <w:r>
+        <w:rPr>
+          <w:lang w:val="pl-PL"/>
+        </w:rPr>
+        <w:t>PayPal API integration implementation</w:t>
       </w:r>
       <w:bookmarkEnd w:id="51"/>
-      <w:proofErr w:type="spellEnd"/>
     </w:p>
     <w:p>
       <w:pPr>
@@ -8504,7 +8122,6 @@
         </w:rPr>
       </w:pPr>
       <w:bookmarkStart w:id="53" w:name="_Toc230035033"/>
-      <w:proofErr w:type="spellStart"/>
       <w:r>
         <w:rPr>
           <w:lang w:val="pl-PL"/>
@@ -8513,7 +8130,6 @@
         <w:t>Testing</w:t>
       </w:r>
       <w:bookmarkEnd w:id="53"/>
-      <w:proofErr w:type="spellEnd"/>
     </w:p>
     <w:p>
       <w:pPr>
@@ -8543,30 +8159,14 @@
         </w:rPr>
       </w:pPr>
       <w:bookmarkStart w:id="54" w:name="_Toc230035034"/>
-      <w:proofErr w:type="spellStart"/>
       <w:r>
         <w:rPr>
           <w:lang w:val="pl-PL"/>
         </w:rPr>
         <w:lastRenderedPageBreak/>
-        <w:t>Summary</w:t>
-      </w:r>
-      <w:proofErr w:type="spellEnd"/>
-      <w:r>
-        <w:rPr>
-          <w:lang w:val="pl-PL"/>
-        </w:rPr>
-        <w:t xml:space="preserve"> and </w:t>
-      </w:r>
-      <w:proofErr w:type="spellStart"/>
-      <w:r>
-        <w:rPr>
-          <w:lang w:val="pl-PL"/>
-        </w:rPr>
-        <w:t>conclusions</w:t>
+        <w:t>Summary and conclusions</w:t>
       </w:r>
       <w:bookmarkEnd w:id="54"/>
-      <w:proofErr w:type="spellEnd"/>
     </w:p>
     <w:p>
       <w:pPr>
@@ -8589,20 +8189,12 @@
         </w:rPr>
       </w:pPr>
       <w:bookmarkStart w:id="55" w:name="_Toc230035035"/>
-      <w:proofErr w:type="spellStart"/>
       <w:r>
         <w:rPr>
           <w:lang w:val="pl-PL"/>
         </w:rPr>
         <w:lastRenderedPageBreak/>
-        <w:t>Tables</w:t>
-      </w:r>
-      <w:proofErr w:type="spellEnd"/>
-      <w:r>
-        <w:rPr>
-          <w:lang w:val="pl-PL"/>
-        </w:rPr>
-        <w:t xml:space="preserve"> list</w:t>
+        <w:t>Tables list</w:t>
       </w:r>
       <w:bookmarkEnd w:id="55"/>
     </w:p>
@@ -12983,7 +12575,6 @@
   <w:style w:type="character" w:default="1" w:styleId="DefaultParagraphFont">
     <w:name w:val="Default Paragraph Font"/>
     <w:uiPriority w:val="1"/>
-    <w:semiHidden/>
     <w:unhideWhenUsed/>
   </w:style>
   <w:style w:type="table" w:default="1" w:styleId="TableNormal">
